--- a/docs/submission/final/Roomify - Technical Report.docx
+++ b/docs/submission/final/Roomify - Technical Report.docx
@@ -37,7 +37,7 @@
         <w:br/>
       </w:r>
       <w:r>
-        <w:t xml:space="preserve">Release candidate v0.9.0-rc1</w:t>
+        <w:t xml:space="preserve">Release v1.0.0 (demo mode)</w:t>
       </w:r>
       <w:r>
         <w:br/>
@@ -146,19 +146,25 @@
           <w:b/>
           <w:bCs/>
         </w:rPr>
-        <w:t xml:space="preserve">Draft — release candidate v0.9.0-rc1 (2026-10-24).</w:t>
-      </w:r>
-      <w:r>
-        <w:t xml:space="preserve"> </w:t>
-      </w:r>
-      <w:r>
-        <w:t xml:space="preserve">Everything below is implemented, merged and</w:t>
-      </w:r>
-      <w:r>
-        <w:t xml:space="preserve"> </w:t>
-      </w:r>
-      <w:r>
-        <w:t xml:space="preserve">tested. AI quality, latency, cost and budget-compliance results (§6.2) are</w:t>
+        <w:t xml:space="preserve">Release v1.0.0 (2026-10-26).</w:t>
+      </w:r>
+      <w:r>
+        <w:t xml:space="preserve"> </w:t>
+      </w:r>
+      <w:r>
+        <w:t xml:space="preserve">Everything below is implemented, merged and tested. The OpenAI</w:t>
+      </w:r>
+      <w:r>
+        <w:t xml:space="preserve"> </w:t>
+      </w:r>
+      <w:r>
+        <w:t xml:space="preserve">account was unusable at submission (one key rejected with 401, the other out of credit with 429), so</w:t>
+      </w:r>
+      <w:r>
+        <w:t xml:space="preserve"> </w:t>
+      </w:r>
+      <w:r>
+        <w:t xml:space="preserve">the submitted build runs in</w:t>
       </w:r>
       <w:r>
         <w:t xml:space="preserve"> </w:t>
@@ -168,33 +174,44 @@
           <w:b/>
           <w:bCs/>
         </w:rPr>
-        <w:t xml:space="preserve">pending: requires OpenAI</w:t>
+        <w:t xml:space="preserve">demo mode</w:t>
+      </w:r>
+      <w:r>
+        <w:t xml:space="preserve">: AI features return pre-generated results from a bundled</w:t>
+      </w:r>
+      <w:r>
+        <w:t xml:space="preserve"> </w:t>
+      </w:r>
+      <w:r>
+        <w:t xml:space="preserve">demo library, clearly labelled "Demo" in the app. AI quality, latency, cost and budget-compliance</w:t>
+      </w:r>
+      <w:r>
+        <w:t xml:space="preserve"> </w:t>
+      </w:r>
+      <w:r>
+        <w:t xml:space="preserve">results (§6.2) are therefore</w:t>
+      </w:r>
+      <w:r>
+        <w:t xml:space="preserve"> </w:t>
       </w:r>
       <w:r>
         <w:rPr>
           <w:b/>
           <w:bCs/>
         </w:rPr>
-        <w:t xml:space="preserve"> </w:t>
-      </w:r>
-      <w:r>
-        <w:rPr>
-          <w:b/>
-          <w:bCs/>
-        </w:rPr>
-        <w:t xml:space="preserve">key</w:t>
-      </w:r>
-      <w:r>
-        <w:t xml:space="preserve"> </w:t>
-      </w:r>
-      <w:r>
-        <w:t xml:space="preserve">— no key was available, so they are left empty rather than estimated, and the AI features have</w:t>
-      </w:r>
-      <w:r>
-        <w:t xml:space="preserve"> </w:t>
-      </w:r>
-      <w:r>
-        <w:t xml:space="preserve">not yet been run against the live API.</w:t>
+        <w:t xml:space="preserve">Demo mode (pre-generated results)</w:t>
+      </w:r>
+      <w:r>
+        <w:t xml:space="preserve"> </w:t>
+      </w:r>
+      <w:r>
+        <w:t xml:space="preserve">— no model numbers are reported or</w:t>
+      </w:r>
+      <w:r>
+        <w:t xml:space="preserve"> </w:t>
+      </w:r>
+      <w:r>
+        <w:t xml:space="preserve">estimated.</w:t>
       </w:r>
     </w:p>
     <w:p>
@@ -2039,7 +2056,7 @@
                 <w:b/>
                 <w:bCs/>
               </w:rPr>
-              <w:t xml:space="preserve">Pending: requires OpenAI key</w:t>
+              <w:t xml:space="preserve">Demo mode (pre-generated results)</w:t>
             </w:r>
           </w:p>
         </w:tc>
@@ -2067,7 +2084,7 @@
                 <w:b/>
                 <w:bCs/>
               </w:rPr>
-              <w:t xml:space="preserve">Pending: requires OpenAI key</w:t>
+              <w:t xml:space="preserve">Demo mode (pre-generated results)</w:t>
             </w:r>
           </w:p>
         </w:tc>
@@ -2095,7 +2112,7 @@
                 <w:b/>
                 <w:bCs/>
               </w:rPr>
-              <w:t xml:space="preserve">Pending: requires OpenAI key</w:t>
+              <w:t xml:space="preserve">Demo mode (pre-generated results)</w:t>
             </w:r>
           </w:p>
         </w:tc>
@@ -2123,7 +2140,7 @@
                 <w:b/>
                 <w:bCs/>
               </w:rPr>
-              <w:t xml:space="preserve">Pending: requires OpenAI key</w:t>
+              <w:t xml:space="preserve">Demo mode (pre-generated results)</w:t>
             </w:r>
           </w:p>
         </w:tc>
@@ -2151,7 +2168,7 @@
                 <w:b/>
                 <w:bCs/>
               </w:rPr>
-              <w:t xml:space="preserve">Pending: requires OpenAI key</w:t>
+              <w:t xml:space="preserve">Demo mode (pre-generated results)</w:t>
             </w:r>
           </w:p>
         </w:tc>
@@ -2179,7 +2196,7 @@
                 <w:b/>
                 <w:bCs/>
               </w:rPr>
-              <w:t xml:space="preserve">Pending: requires OpenAI key</w:t>
+              <w:t xml:space="preserve">Demo mode (pre-generated results)</w:t>
             </w:r>
           </w:p>
         </w:tc>
@@ -2190,7 +2207,7 @@
         <w:pStyle w:val="FirstParagraph"/>
       </w:pPr>
       <w:r>
-        <w:t xml:space="preserve">Method:</w:t>
+        <w:t xml:space="preserve">Method and demo-mode behaviour:</w:t>
       </w:r>
       <w:r>
         <w:t xml:space="preserve"> </w:t>
@@ -2204,7 +2221,31 @@
         </w:r>
       </w:hyperlink>
       <w:r>
-        <w:t xml:space="preserve">. Verified without a key: every AI action fails with a clear</w:t>
+        <w:t xml:space="preserve">. Demo results pass the same</w:t>
+      </w:r>
+      <w:r>
+        <w:t xml:space="preserve"> </w:t>
+      </w:r>
+      <w:r>
+        <w:t xml:space="preserve">validators as model output (plan budget and decisions, suggestion budget, DIY safety and rental rules)</w:t>
+      </w:r>
+      <w:r>
+        <w:t xml:space="preserve"> </w:t>
+      </w:r>
+      <w:r>
+        <w:t xml:space="preserve">and are marked</w:t>
+      </w:r>
+      <w:r>
+        <w:t xml:space="preserve"> </w:t>
+      </w:r>
+      <w:r>
+        <w:rPr>
+          <w:rStyle w:val="VerbatimChar"/>
+        </w:rPr>
+        <w:t xml:space="preserve">source: "demo"</w:t>
+      </w:r>
+      <w:r>
+        <w:t xml:space="preserve">. Verified with fallback off and no key: every AI action fails with a clear</w:t>
       </w:r>
       <w:r>
         <w:t xml:space="preserve"> </w:t>
@@ -2264,7 +2305,7 @@
               <w:pStyle w:val="Compact"/>
             </w:pPr>
             <w:r>
-              <w:t xml:space="preserve">Result (develop, 2026-10-24)</w:t>
+              <w:t xml:space="preserve">Result (develop, 2026-10-26)</w:t>
             </w:r>
           </w:p>
         </w:tc>
@@ -2277,18 +2318,18 @@
               <w:pStyle w:val="Compact"/>
             </w:pPr>
             <w:r>
-              <w:t xml:space="preserve">Backend JUnit (Postgres 17.11)</w:t>
-            </w:r>
-          </w:p>
-        </w:tc>
-        <w:tc>
-          <w:tcPr/>
-          <w:p>
-            <w:pPr>
-              <w:pStyle w:val="Compact"/>
-            </w:pPr>
-            <w:r>
-              <w:t xml:space="preserve">149 passed</w:t>
+              <w:t xml:space="preserve">Backend JUnit (Postgres 17)</w:t>
+            </w:r>
+          </w:p>
+        </w:tc>
+        <w:tc>
+          <w:tcPr/>
+          <w:p>
+            <w:pPr>
+              <w:pStyle w:val="Compact"/>
+            </w:pPr>
+            <w:r>
+              <w:t xml:space="preserve">183 passed</w:t>
             </w:r>
           </w:p>
         </w:tc>
@@ -2336,7 +2377,7 @@
               <w:pStyle w:val="Compact"/>
             </w:pPr>
             <w:r>
-              <w:t xml:space="preserve">230 passed</w:t>
+              <w:t xml:space="preserve">233 passed</w:t>
             </w:r>
           </w:p>
         </w:tc>
@@ -2360,7 +2401,7 @@
               <w:pStyle w:val="Compact"/>
             </w:pPr>
             <w:r>
-              <w:t xml:space="preserve">39 passed, 4 consecutive runs</w:t>
+              <w:t xml:space="preserve">39 passed</w:t>
             </w:r>
           </w:p>
         </w:tc>
@@ -2410,21 +2451,18 @@
               <w:t xml:space="preserve">real stack</w:t>
             </w:r>
             <w:r>
-              <w:t xml:space="preserve"> </w:t>
-            </w:r>
-            <w:r>
-              <w:t xml:space="preserve">(no AI key)</w:t>
-            </w:r>
-          </w:p>
-        </w:tc>
-        <w:tc>
-          <w:tcPr/>
-          <w:p>
-            <w:pPr>
-              <w:pStyle w:val="Compact"/>
-            </w:pPr>
-            <w:r>
-              <w:t xml:space="preserve">full journey, privacy, logout, CV-down fallback passed</w:t>
+              <w:t xml:space="preserve">, demo mode</w:t>
+            </w:r>
+          </w:p>
+        </w:tc>
+        <w:tc>
+          <w:tcPr/>
+          <w:p>
+            <w:pPr>
+              <w:pStyle w:val="Compact"/>
+            </w:pPr>
+            <w:r>
+              <w:t xml:space="preserve">full journey incl. all AI steps, privacy, logout, CV-down fallback passed</w:t>
             </w:r>
           </w:p>
         </w:tc>
@@ -2754,7 +2792,7 @@
       <w:pStyle w:val="Footer"/>
     </w:pPr>
     <w:r>
-      <w:t xml:space="preserve">Release candidate v0.9.0-rc1 · 24 October 2026</w:t>
+      <w:t xml:space="preserve">Release v1.0.0 (demo mode) · 24 October 2026</w:t>
     </w:r>
     <w:r>
       <w:tab/>

--- a/docs/submission/final/Roomify - Technical Report.docx
+++ b/docs/submission/final/Roomify - Technical Report.docx
@@ -37,7 +37,7 @@
         <w:br/>
       </w:r>
       <w:r>
-        <w:t xml:space="preserve">Release v1.0.0 (demo mode)</w:t>
+        <w:t xml:space="preserve">Release v1.0.1 (live, demo mode)</w:t>
       </w:r>
       <w:r>
         <w:br/>
@@ -146,59 +146,89 @@
           <w:b/>
           <w:bCs/>
         </w:rPr>
-        <w:t xml:space="preserve">Release v1.0.0 (2026-10-26).</w:t>
-      </w:r>
-      <w:r>
-        <w:t xml:space="preserve"> </w:t>
-      </w:r>
-      <w:r>
-        <w:t xml:space="preserve">Everything below is implemented, merged and tested. The OpenAI</w:t>
-      </w:r>
-      <w:r>
-        <w:t xml:space="preserve"> </w:t>
-      </w:r>
-      <w:r>
-        <w:t xml:space="preserve">account was unusable at submission (one key rejected with 401, the other out of credit with 429), so</w:t>
-      </w:r>
-      <w:r>
-        <w:t xml:space="preserve"> </w:t>
-      </w:r>
-      <w:r>
-        <w:t xml:space="preserve">the submitted build runs in</w:t>
-      </w:r>
-      <w:r>
-        <w:t xml:space="preserve"> </w:t>
+        <w:t xml:space="preserve">Release v1.0.1 (2026-10-26) · live at</w:t>
       </w:r>
       <w:r>
         <w:rPr>
           <w:b/>
           <w:bCs/>
         </w:rPr>
-        <w:t xml:space="preserve">demo mode</w:t>
-      </w:r>
-      <w:r>
-        <w:t xml:space="preserve">: AI features return pre-generated results from a bundled</w:t>
-      </w:r>
-      <w:r>
-        <w:t xml:space="preserve"> </w:t>
-      </w:r>
-      <w:r>
-        <w:t xml:space="preserve">demo library, clearly labelled "Demo" in the app. AI quality, latency, cost and budget-compliance</w:t>
-      </w:r>
-      <w:r>
-        <w:t xml:space="preserve"> </w:t>
-      </w:r>
-      <w:r>
-        <w:t xml:space="preserve">results (§6.2) are therefore</w:t>
-      </w:r>
-      <w:r>
-        <w:t xml:space="preserve"> </w:t>
-      </w:r>
+        <w:t xml:space="preserve"> </w:t>
+      </w:r>
+      <w:hyperlink r:id="rId13">
+        <w:r>
+          <w:rPr>
+            <w:rStyle w:val="Hyperlink"/>
+            <w:b/>
+            <w:bCs/>
+          </w:rPr>
+          <w:t xml:space="preserve">https://roomify-rooms.vercel.app</w:t>
+        </w:r>
+      </w:hyperlink>
       <w:r>
         <w:rPr>
           <w:b/>
           <w:bCs/>
         </w:rPr>
+        <w:t xml:space="preserve">.</w:t>
+      </w:r>
+      <w:r>
+        <w:t xml:space="preserve"> </w:t>
+      </w:r>
+      <w:r>
+        <w:t xml:space="preserve">Everything below is</w:t>
+      </w:r>
+      <w:r>
+        <w:t xml:space="preserve"> </w:t>
+      </w:r>
+      <w:r>
+        <w:t xml:space="preserve">implemented, merged, tested and deployed (Vercel + Neon, free plans; Deployment). The OpenAI</w:t>
+      </w:r>
+      <w:r>
+        <w:t xml:space="preserve"> </w:t>
+      </w:r>
+      <w:r>
+        <w:t xml:space="preserve">account was unusable at submission (one key rejected with 401, the other out of credit with 429), so</w:t>
+      </w:r>
+      <w:r>
+        <w:t xml:space="preserve"> </w:t>
+      </w:r>
+      <w:r>
+        <w:t xml:space="preserve">the submitted build runs in</w:t>
+      </w:r>
+      <w:r>
+        <w:t xml:space="preserve"> </w:t>
+      </w:r>
+      <w:r>
+        <w:rPr>
+          <w:b/>
+          <w:bCs/>
+        </w:rPr>
+        <w:t xml:space="preserve">demo mode</w:t>
+      </w:r>
+      <w:r>
+        <w:t xml:space="preserve">: AI features return pre-generated results from a bundled</w:t>
+      </w:r>
+      <w:r>
+        <w:t xml:space="preserve"> </w:t>
+      </w:r>
+      <w:r>
+        <w:t xml:space="preserve">demo library, clearly labelled "Demo" in the app. AI quality, latency, cost and budget-compliance</w:t>
+      </w:r>
+      <w:r>
+        <w:t xml:space="preserve"> </w:t>
+      </w:r>
+      <w:r>
+        <w:t xml:space="preserve">results (§6.2) are therefore</w:t>
+      </w:r>
+      <w:r>
+        <w:t xml:space="preserve"> </w:t>
+      </w:r>
+      <w:r>
+        <w:rPr>
+          <w:b/>
+          <w:bCs/>
+        </w:rPr>
         <w:t xml:space="preserve">Demo mode (pre-generated results)</w:t>
       </w:r>
       <w:r>
@@ -218,11 +248,11 @@
       <w:pPr>
         <w:pStyle w:val="Heading1"/>
       </w:pPr>
-      <w:bookmarkStart w:id="13" w:name="_6d9fbacfbf3367085303cec60a1fd6ce526df1c"/>
+      <w:bookmarkStart w:id="14" w:name="_6d9fbacfbf3367085303cec60a1fd6ce526df1c"/>
       <w:r>
         <w:t xml:space="preserve">1. Problem</w:t>
       </w:r>
-      <w:bookmarkEnd w:id="13"/>
+      <w:bookmarkEnd w:id="14"/>
     </w:p>
     <w:p>
       <w:pPr>
@@ -237,7 +267,7 @@
       <w:r>
         <w:t xml:space="preserve">are the least served by existing tools (</w:t>
       </w:r>
-      <w:hyperlink r:id="rId14">
+      <w:hyperlink r:id="rId15">
         <w:r>
           <w:rPr>
             <w:rStyle w:val="Hyperlink"/>
@@ -335,11 +365,11 @@
       <w:pPr>
         <w:pStyle w:val="Heading1"/>
       </w:pPr>
-      <w:bookmarkStart w:id="15" w:name="_bf891fbf861e1ae92914813986ae5808ef9c600"/>
+      <w:bookmarkStart w:id="16" w:name="_bf891fbf861e1ae92914813986ae5808ef9c600"/>
       <w:r>
         <w:t xml:space="preserve">2. Approach</w:t>
       </w:r>
-      <w:bookmarkEnd w:id="15"/>
+      <w:bookmarkEnd w:id="16"/>
     </w:p>
     <w:p>
       <w:pPr>
@@ -561,11 +591,11 @@
       <w:pPr>
         <w:pStyle w:val="Heading1"/>
       </w:pPr>
-      <w:bookmarkStart w:id="16" w:name="_7a5143ee2a185af811f6d09fbaddb106e975aef"/>
+      <w:bookmarkStart w:id="17" w:name="_7a5143ee2a185af811f6d09fbaddb106e975aef"/>
       <w:r>
         <w:t xml:space="preserve">3. System design</w:t>
       </w:r>
-      <w:bookmarkEnd w:id="16"/>
+      <w:bookmarkEnd w:id="17"/>
     </w:p>
     <w:p>
       <w:pPr>
@@ -574,20 +604,20 @@
       <w:r>
         <w:drawing>
           <wp:inline>
-            <wp:extent cx="5334000" cy="4435928"/>
+            <wp:extent cx="5334000" cy="4333875"/>
             <wp:effectExtent b="0" l="0" r="0" t="0"/>
-            <wp:docPr descr="Roomify system architecture." title="" id="18" name="Picture"/>
+            <wp:docPr descr="Roomify system architecture." title="" id="19" name="Picture"/>
             <a:graphic>
               <a:graphicData uri="http://schemas.openxmlformats.org/drawingml/2006/picture">
                 <pic:pic>
                   <pic:nvPicPr>
-                    <pic:cNvPr descr="architecture/architecture.png" id="19" name="Picture"/>
+                    <pic:cNvPr descr="architecture/architecture.png" id="20" name="Picture"/>
                     <pic:cNvPicPr>
                       <a:picLocks noChangeArrowheads="1" noChangeAspect="1"/>
                     </pic:cNvPicPr>
                   </pic:nvPicPr>
                   <pic:blipFill>
-                    <a:blip r:embed="rId17"/>
+                    <a:blip r:embed="rId18"/>
                     <a:stretch>
                       <a:fillRect/>
                     </a:stretch>
@@ -595,7 +625,7 @@
                   <pic:spPr bwMode="auto">
                     <a:xfrm>
                       <a:off x="0" y="0"/>
-                      <a:ext cx="5334000" cy="4435928"/>
+                      <a:ext cx="5334000" cy="4333875"/>
                     </a:xfrm>
                     <a:prstGeom prst="rect">
                       <a:avLst/>
@@ -863,11 +893,11 @@
       <w:pPr>
         <w:pStyle w:val="Heading2"/>
       </w:pPr>
-      <w:bookmarkStart w:id="20" w:name="_f636c2ef957210f8d71a370b5410a89aec186f3"/>
+      <w:bookmarkStart w:id="21" w:name="_f636c2ef957210f8d71a370b5410a89aec186f3"/>
       <w:r>
         <w:t xml:space="preserve">3.1 Data flow</w:t>
       </w:r>
-      <w:bookmarkEnd w:id="20"/>
+      <w:bookmarkEnd w:id="21"/>
     </w:p>
     <w:p>
       <w:pPr>
@@ -878,18 +908,18 @@
           <wp:inline>
             <wp:extent cx="5334000" cy="5946321"/>
             <wp:effectExtent b="0" l="0" r="0" t="0"/>
-            <wp:docPr descr="Roomify request flow from upload to plan, visual concept and suggestions." title="" id="22" name="Picture"/>
+            <wp:docPr descr="Roomify request flow from upload to plan, visual concept and suggestions." title="" id="23" name="Picture"/>
             <a:graphic>
               <a:graphicData uri="http://schemas.openxmlformats.org/drawingml/2006/picture">
                 <pic:pic>
                   <pic:nvPicPr>
-                    <pic:cNvPr descr="architecture/data-flow.png" id="23" name="Picture"/>
+                    <pic:cNvPr descr="architecture/data-flow.png" id="24" name="Picture"/>
                     <pic:cNvPicPr>
                       <a:picLocks noChangeArrowheads="1" noChangeAspect="1"/>
                     </pic:cNvPicPr>
                   </pic:nvPicPr>
                   <pic:blipFill>
-                    <a:blip r:embed="rId21"/>
+                    <a:blip r:embed="rId22"/>
                     <a:stretch>
                       <a:fillRect/>
                     </a:stretch>
@@ -928,11 +958,11 @@
       <w:pPr>
         <w:pStyle w:val="Heading2"/>
       </w:pPr>
-      <w:bookmarkStart w:id="24" w:name="_b20adf4e7c1d9113b8e098696353922a4d06765"/>
+      <w:bookmarkStart w:id="25" w:name="_b20adf4e7c1d9113b8e098696353922a4d06765"/>
       <w:r>
         <w:t xml:space="preserve">3.2 Data model (main tables)</w:t>
       </w:r>
-      <w:bookmarkEnd w:id="24"/>
+      <w:bookmarkEnd w:id="25"/>
     </w:p>
     <w:p>
       <w:pPr>
@@ -1104,18 +1134,18 @@
         <w:t xml:space="preserve">recommendation_diy_guides</w:t>
       </w:r>
       <w:r>
-        <w:t xml:space="preserve">. Ten Flyway migrations.</w:t>
+        <w:t xml:space="preserve">. Twelve Flyway migrations.</w:t>
       </w:r>
     </w:p>
     <w:p>
       <w:pPr>
         <w:pStyle w:val="Heading1"/>
       </w:pPr>
-      <w:bookmarkStart w:id="25" w:name="_d6dd6ef588e39d2f488c85745142a9a8800e225"/>
+      <w:bookmarkStart w:id="26" w:name="_d6dd6ef588e39d2f488c85745142a9a8800e225"/>
       <w:r>
         <w:t xml:space="preserve">4. Models and providers</w:t>
       </w:r>
-      <w:bookmarkEnd w:id="25"/>
+      <w:bookmarkEnd w:id="26"/>
     </w:p>
     <w:tbl>
       <w:tblPr>
@@ -1210,18 +1240,18 @@
               <w:t xml:space="preserve">YOLO11n</w:t>
             </w:r>
             <w:r>
-              <w:t xml:space="preserve">, COCO-pretrained</w:t>
-            </w:r>
-          </w:p>
-        </w:tc>
-        <w:tc>
-          <w:tcPr/>
-          <w:p>
-            <w:pPr>
-              <w:pStyle w:val="Compact"/>
-            </w:pPr>
-            <w:r>
-              <w:t xml:space="preserve">Runs on CPU in ~32 ms, 5 MB, no training needed</w:t>
+              <w:t xml:space="preserve">, COCO-pretrained; served live on ONNX Runtime</w:t>
+            </w:r>
+          </w:p>
+        </w:tc>
+        <w:tc>
+          <w:tcPr/>
+          <w:p>
+            <w:pPr>
+              <w:pStyle w:val="Compact"/>
+            </w:pPr>
+            <w:r>
+              <w:t xml:space="preserve">Runs on CPU in ~32 ms, 5 MB, no training needed; the ONNX export needs no torch and fits a serverless function</w:t>
             </w:r>
           </w:p>
         </w:tc>
@@ -1467,11 +1497,11 @@
       <w:pPr>
         <w:pStyle w:val="Heading1"/>
       </w:pPr>
-      <w:bookmarkStart w:id="26" w:name="_2a3841a29ce7383835f2ce2c847023491c1a8bf"/>
+      <w:bookmarkStart w:id="27" w:name="_2a3841a29ce7383835f2ce2c847023491c1a8bf"/>
       <w:r>
         <w:t xml:space="preserve">5. Key decisions</w:t>
       </w:r>
-      <w:bookmarkEnd w:id="26"/>
+      <w:bookmarkEnd w:id="27"/>
     </w:p>
     <w:p>
       <w:pPr>
@@ -1729,21 +1759,21 @@
       <w:pPr>
         <w:pStyle w:val="Heading1"/>
       </w:pPr>
-      <w:bookmarkStart w:id="27" w:name="_b84024f831f54dd6cf41fa7512b2dfdd301b0cb"/>
+      <w:bookmarkStart w:id="28" w:name="_b84024f831f54dd6cf41fa7512b2dfdd301b0cb"/>
       <w:r>
         <w:t xml:space="preserve">6. Results</w:t>
       </w:r>
-      <w:bookmarkEnd w:id="27"/>
+      <w:bookmarkEnd w:id="28"/>
     </w:p>
     <w:p>
       <w:pPr>
         <w:pStyle w:val="Heading2"/>
       </w:pPr>
-      <w:bookmarkStart w:id="28" w:name="_6ebfdbb8b46744f5a2729f2dac74b6fa738b3d8"/>
+      <w:bookmarkStart w:id="29" w:name="_6ebfdbb8b46744f5a2729f2dac74b6fa738b3d8"/>
       <w:r>
         <w:t xml:space="preserve">6.1 Detection (measured)</w:t>
       </w:r>
-      <w:bookmarkEnd w:id="28"/>
+      <w:bookmarkEnd w:id="29"/>
     </w:p>
     <w:p>
       <w:pPr>
@@ -1761,7 +1791,7 @@
       <w:r>
         <w:t xml:space="preserve"> </w:t>
       </w:r>
-      <w:hyperlink r:id="rId29">
+      <w:hyperlink r:id="rId30">
         <w:r>
           <w:rPr>
             <w:rStyle w:val="Hyperlink"/>
@@ -1990,11 +2020,11 @@
       <w:pPr>
         <w:pStyle w:val="Heading2"/>
       </w:pPr>
-      <w:bookmarkStart w:id="30" w:name="_54f001a4b19a2dec03d6c6eaad961bcf9e88913"/>
+      <w:bookmarkStart w:id="31" w:name="_54f001a4b19a2dec03d6c6eaad961bcf9e88913"/>
       <w:r>
         <w:t xml:space="preserve">6.2 Generation</w:t>
       </w:r>
-      <w:bookmarkEnd w:id="30"/>
+      <w:bookmarkEnd w:id="31"/>
     </w:p>
     <w:tbl>
       <w:tblPr>
@@ -2212,7 +2242,7 @@
       <w:r>
         <w:t xml:space="preserve"> </w:t>
       </w:r>
-      <w:hyperlink r:id="rId29">
+      <w:hyperlink r:id="rId30">
         <w:r>
           <w:rPr>
             <w:rStyle w:val="Hyperlink"/>
@@ -2267,11 +2297,11 @@
       <w:pPr>
         <w:pStyle w:val="Heading2"/>
       </w:pPr>
-      <w:bookmarkStart w:id="31" w:name="_f8feba2cd27eff754ec22fb9be71d2121da2041"/>
+      <w:bookmarkStart w:id="32" w:name="_f8feba2cd27eff754ec22fb9be71d2121da2041"/>
       <w:r>
         <w:t xml:space="preserve">6.3 Engineering quality</w:t>
       </w:r>
-      <w:bookmarkEnd w:id="31"/>
+      <w:bookmarkEnd w:id="32"/>
     </w:p>
     <w:tbl>
       <w:tblPr>
@@ -2329,7 +2359,7 @@
               <w:pStyle w:val="Compact"/>
             </w:pPr>
             <w:r>
-              <w:t xml:space="preserve">183 passed</w:t>
+              <w:t xml:space="preserve">186 passed</w:t>
             </w:r>
           </w:p>
         </w:tc>
@@ -2353,7 +2383,7 @@
               <w:pStyle w:val="Compact"/>
             </w:pPr>
             <w:r>
-              <w:t xml:space="preserve">21 passed</w:t>
+              <w:t xml:space="preserve">22 passed on torch, 22 on ONNX Runtime</w:t>
             </w:r>
           </w:p>
         </w:tc>
@@ -2377,7 +2407,7 @@
               <w:pStyle w:val="Compact"/>
             </w:pPr>
             <w:r>
-              <w:t xml:space="preserve">233 passed</w:t>
+              <w:t xml:space="preserve">235 passed</w:t>
             </w:r>
           </w:p>
         </w:tc>
@@ -2467,6 +2497,46 @@
           </w:p>
         </w:tc>
       </w:tr>
+      <w:tr>
+        <w:tc>
+          <w:tcPr/>
+          <w:p>
+            <w:pPr>
+              <w:pStyle w:val="Compact"/>
+            </w:pPr>
+            <w:r>
+              <w:t xml:space="preserve">Playwright,</w:t>
+            </w:r>
+            <w:r>
+              <w:t xml:space="preserve"> </w:t>
+            </w:r>
+            <w:r>
+              <w:rPr>
+                <w:b/>
+                <w:bCs/>
+              </w:rPr>
+              <w:t xml:space="preserve">live deployment</w:t>
+            </w:r>
+            <w:r>
+              <w:t xml:space="preserve"> </w:t>
+            </w:r>
+            <w:r>
+              <w:t xml:space="preserve">(roomify-rooms.vercel.app), demo mode</w:t>
+            </w:r>
+          </w:p>
+        </w:tc>
+        <w:tc>
+          <w:tcPr/>
+          <w:p>
+            <w:pPr>
+              <w:pStyle w:val="Compact"/>
+            </w:pPr>
+            <w:r>
+              <w:t xml:space="preserve">journey incl. visual concept, privacy, logout passed; journey also passed with a 9.7 MB photo</w:t>
+            </w:r>
+          </w:p>
+        </w:tc>
+      </w:tr>
     </w:tbl>
     <w:p>
       <w:pPr>
@@ -2486,11 +2556,11 @@
       <w:pPr>
         <w:pStyle w:val="Heading1"/>
       </w:pPr>
-      <w:bookmarkStart w:id="32" w:name="_d6e2a28b540f60d683cac247f80283003c60b1c"/>
+      <w:bookmarkStart w:id="33" w:name="_d6e2a28b540f60d683cac247f80283003c60b1c"/>
       <w:r>
         <w:t xml:space="preserve">7. Limitations</w:t>
       </w:r>
-      <w:bookmarkEnd w:id="32"/>
+      <w:bookmarkEnd w:id="33"/>
     </w:p>
     <w:p>
       <w:pPr>
@@ -2646,19 +2716,19 @@
           <w:b/>
           <w:bCs/>
         </w:rPr>
-        <w:t xml:space="preserve">Provider dependence.</w:t>
-      </w:r>
-      <w:r>
-        <w:t xml:space="preserve"> </w:t>
-      </w:r>
-      <w:r>
-        <w:t xml:space="preserve">Two of three models changed status during the build; defaults may need</w:t>
-      </w:r>
-      <w:r>
-        <w:t xml:space="preserve"> </w:t>
-      </w:r>
-      <w:r>
-        <w:t xml:space="preserve">updating again. The text model's deprecation date (2027-01-14) is documented.</w:t>
+        <w:t xml:space="preserve">Cold starts on the free hosting.</w:t>
+      </w:r>
+      <w:r>
+        <w:t xml:space="preserve"> </w:t>
+      </w:r>
+      <w:r>
+        <w:t xml:space="preserve">The API scales to zero after 5 idle minutes; the next request</w:t>
+      </w:r>
+      <w:r>
+        <w:t xml:space="preserve"> </w:t>
+      </w:r>
+      <w:r>
+        <w:t xml:space="preserve">waits about 10–20 s.</w:t>
       </w:r>
     </w:p>
     <w:p>
@@ -2674,6 +2744,34 @@
           <w:b/>
           <w:bCs/>
         </w:rPr>
+        <w:t xml:space="preserve">Provider dependence.</w:t>
+      </w:r>
+      <w:r>
+        <w:t xml:space="preserve"> </w:t>
+      </w:r>
+      <w:r>
+        <w:t xml:space="preserve">Two of three models changed status during the build; defaults may need</w:t>
+      </w:r>
+      <w:r>
+        <w:t xml:space="preserve"> </w:t>
+      </w:r>
+      <w:r>
+        <w:t xml:space="preserve">updating again. The text model's deprecation date (2027-01-14) is documented.</w:t>
+      </w:r>
+    </w:p>
+    <w:p>
+      <w:pPr>
+        <w:pStyle w:val="Compact"/>
+        <w:numPr>
+          <w:ilvl w:val="0"/>
+          <w:numId w:val="1004"/>
+        </w:numPr>
+      </w:pPr>
+      <w:r>
+        <w:rPr>
+          <w:b/>
+          <w:bCs/>
+        </w:rPr>
         <w:t xml:space="preserve">AI features unverified live.</w:t>
       </w:r>
       <w:r>
@@ -2702,11 +2800,11 @@
       <w:pPr>
         <w:pStyle w:val="Heading1"/>
       </w:pPr>
-      <w:bookmarkStart w:id="33" w:name="_6726bb10a64c48e561c38442009ed8ea26db223"/>
+      <w:bookmarkStart w:id="34" w:name="_6726bb10a64c48e561c38442009ed8ea26db223"/>
       <w:r>
         <w:t xml:space="preserve">8. Future work</w:t>
       </w:r>
-      <w:bookmarkEnd w:id="33"/>
+      <w:bookmarkEnd w:id="34"/>
     </w:p>
     <w:p>
       <w:pPr>
@@ -2792,7 +2890,7 @@
       <w:pStyle w:val="Footer"/>
     </w:pPr>
     <w:r>
-      <w:t xml:space="preserve">Release v1.0.0 (demo mode) · 24 October 2026</w:t>
+      <w:t xml:space="preserve">Release v1.0.1 (live, demo mode) · 24 October 2026</w:t>
     </w:r>
     <w:r>
       <w:tab/>
